--- a/docs/vkr/Задание.docx
+++ b/docs/vkr/Задание.docx
@@ -2,6 +2,21 @@
 <file path=word/document.xml><?xml version="1.0" encoding="utf-8"?>
 <w:document xmlns:wpc="http://schemas.microsoft.com/office/word/2010/wordprocessingCanvas" xmlns:cx="http://schemas.microsoft.com/office/drawing/2014/chartex" xmlns:cx1="http://schemas.microsoft.com/office/drawing/2015/9/8/chartex" xmlns:cx2="http://schemas.microsoft.com/office/drawing/2015/10/21/chartex" xmlns:cx3="http://schemas.microsoft.com/office/drawing/2016/5/9/chartex" xmlns:cx4="http://schemas.microsoft.com/office/drawing/2016/5/10/chartex" xmlns:cx5="http://schemas.microsoft.com/office/drawing/2016/5/11/chartex" xmlns:cx6="http://schemas.microsoft.com/office/drawing/2016/5/12/chartex" xmlns:cx7="http://schemas.microsoft.com/office/drawing/2016/5/13/chartex" xmlns:cx8="http://schemas.microsoft.com/office/drawing/2016/5/14/chartex" xmlns:mc="http://schemas.openxmlformats.org/markup-compatibility/2006" xmlns:aink="http://schemas.microsoft.com/office/drawing/2016/ink" xmlns:am3d="http://schemas.microsoft.com/office/drawing/2017/model3d" xmlns:o="urn:schemas-microsoft-com:office:office" xmlns:oel="http://schemas.microsoft.com/office/2019/extlst" xmlns:r="http://schemas.openxmlformats.org/officeDocument/2006/relationships" xmlns:m="http://schemas.openxmlformats.org/officeDocument/2006/math" xmlns:v="urn:schemas-microsoft-com:vml" xmlns:wp14="http://schemas.microsoft.com/office/word/2010/wordprocessingDrawing" xmlns:wp="http://schemas.openxmlformats.org/drawingml/2006/wordprocessingDrawing" xmlns:w10="urn:schemas-microsoft-com:office:word" xmlns:w="http://schemas.openxmlformats.org/wordprocessingml/2006/main" xmlns:w14="http://schemas.microsoft.com/office/word/2010/wordml" xmlns:w15="http://schemas.microsoft.com/office/word/2012/wordml" xmlns:w16cex="http://schemas.microsoft.com/office/word/2018/wordml/cex" xmlns:w16cid="http://schemas.microsoft.com/office/word/2016/wordml/cid" xmlns:w16="http://schemas.microsoft.com/office/word/2018/wordml" xmlns:w16du="http://schemas.microsoft.com/office/word/2023/wordml/word16du" xmlns:w16sdtdh="http://schemas.microsoft.com/office/word/2020/wordml/sdtdatahash" xmlns:w16sdtfl="http://schemas.microsoft.com/office/word/2024/wordml/sdtformatlock" xmlns:w16se="http://schemas.microsoft.com/office/word/2015/wordml/symex" xmlns:wpg="http://schemas.microsoft.com/office/word/2010/wordprocessingGroup" xmlns:wpi="http://schemas.microsoft.com/office/word/2010/wordprocessingInk" xmlns:wne="http://schemas.microsoft.com/office/word/2006/wordml" xmlns:wps="http://schemas.microsoft.com/office/word/2010/wordprocessingShape" mc:Ignorable="w14 w15 w16se w16cid w16 w16cex w16sdtdh w16sdtfl w16du wp14">
   <w:body>
+    <w:p>
+      <w:pPr>
+        <w:autoSpaceDE w:val="0"/>
+        <w:autoSpaceDN w:val="0"/>
+        <w:adjustRightInd w:val="0"/>
+        <w:spacing w:after="0" w:line="240" w:lineRule="auto"/>
+        <w:rPr>
+          <w:rFonts w:ascii="Times New Roman" w:hAnsi="Times New Roman"/>
+          <w:b/>
+          <w:bCs/>
+          <w:sz w:val="20"/>
+          <w:szCs w:val="20"/>
+        </w:rPr>
+      </w:pPr>
+    </w:p>
     <w:p>
       <w:pPr>
         <w:autoSpaceDE w:val="0"/>
@@ -424,7 +439,7 @@
           </mc:Choice>
           <mc:Fallback>
             <w:pict>
-              <v:shapetype w14:anchorId="1A46FC18" id="_x0000_t32" coordsize="21600,21600" o:spt="32" o:oned="t" path="m,l21600,21600e" filled="f">
+              <v:shapetype w14:anchorId="3FBB211E" id="_x0000_t32" coordsize="21600,21600" o:spt="32" o:oned="t" path="m,l21600,21600e" filled="f">
                 <v:path arrowok="t" fillok="f" o:connecttype="none"/>
                 <o:lock v:ext="edit" shapetype="t"/>
               </v:shapetype>
@@ -560,9 +575,40 @@
           <w:bCs/>
           <w:sz w:val="24"/>
           <w:szCs w:val="24"/>
+          <w:u w:val="single"/>
           <w:lang w:val="ru-RU"/>
         </w:rPr>
         <w:t>Образовательный центр Института № 8</w:t>
+      </w:r>
+      <w:r>
+        <w:rPr>
+          <w:b/>
+          <w:sz w:val="24"/>
+          <w:szCs w:val="24"/>
+          <w:u w:val="single"/>
+          <w:lang w:val="ru-RU"/>
+        </w:rPr>
+        <w:tab/>
+      </w:r>
+      <w:r>
+        <w:rPr>
+          <w:b/>
+          <w:sz w:val="24"/>
+          <w:szCs w:val="24"/>
+          <w:u w:val="single"/>
+          <w:lang w:val="ru-RU"/>
+        </w:rPr>
+        <w:tab/>
+      </w:r>
+      <w:r>
+        <w:rPr>
+          <w:b/>
+          <w:sz w:val="24"/>
+          <w:szCs w:val="24"/>
+          <w:u w:val="single"/>
+          <w:lang w:val="ru-RU"/>
+        </w:rPr>
+        <w:t>___________________________________</w:t>
       </w:r>
     </w:p>
     <w:bookmarkEnd w:id="0"/>
@@ -596,7 +642,7 @@
           <w:u w:val="single"/>
           <w:lang w:val="ru-RU"/>
         </w:rPr>
-        <w:tab/>
+        <w:t xml:space="preserve"> </w:t>
       </w:r>
       <w:r>
         <w:rPr>
@@ -616,7 +662,7 @@
           <w:u w:val="single"/>
           <w:lang w:val="ru-RU"/>
         </w:rPr>
-        <w:tab/>
+        <w:t xml:space="preserve"> </w:t>
       </w:r>
       <w:r>
         <w:rPr>
@@ -636,11 +682,32 @@
           <w:u w:val="single"/>
           <w:lang w:val="ru-RU"/>
         </w:rPr>
-        <w:t>01.03.02 Прикладная математика и</w:t>
+        <w:t xml:space="preserve">01.03.02 </w:t>
       </w:r>
       <w:r>
         <w:rPr>
           <w:b/>
+          <w:bCs/>
+          <w:sz w:val="24"/>
+          <w:szCs w:val="24"/>
+          <w:u w:val="single"/>
+          <w:lang w:val="ru-RU"/>
+        </w:rPr>
+        <w:t>«</w:t>
+      </w:r>
+      <w:r>
+        <w:rPr>
+          <w:b/>
+          <w:sz w:val="24"/>
+          <w:szCs w:val="24"/>
+          <w:u w:val="single"/>
+          <w:lang w:val="ru-RU"/>
+        </w:rPr>
+        <w:t>Прикладная математика и</w:t>
+      </w:r>
+      <w:r>
+        <w:rPr>
+          <w:b/>
           <w:sz w:val="24"/>
           <w:szCs w:val="24"/>
           <w:u w:val="single"/>
@@ -656,7 +723,28 @@
           <w:u w:val="single"/>
           <w:lang w:val="ru-RU"/>
         </w:rPr>
+        <w:t>____</w:t>
+      </w:r>
+      <w:r>
+        <w:rPr>
+          <w:b/>
+          <w:sz w:val="24"/>
+          <w:szCs w:val="24"/>
+          <w:u w:val="single"/>
+          <w:lang w:val="ru-RU"/>
+        </w:rPr>
         <w:t xml:space="preserve"> информатика</w:t>
+      </w:r>
+      <w:r>
+        <w:rPr>
+          <w:b/>
+          <w:bCs/>
+          <w:sz w:val="24"/>
+          <w:szCs w:val="24"/>
+          <w:u w:val="single"/>
+          <w:lang w:val="ru-RU"/>
+        </w:rPr>
+        <w:t>»</w:t>
       </w:r>
       <w:r>
         <w:rPr>
@@ -765,12 +853,34 @@
       <w:r>
         <w:rPr>
           <w:b/>
+          <w:bCs/>
+          <w:sz w:val="24"/>
+          <w:szCs w:val="24"/>
+          <w:u w:val="single"/>
+          <w:lang w:val="ru-RU"/>
+        </w:rPr>
+        <w:t>«</w:t>
+      </w:r>
+      <w:r>
+        <w:rPr>
+          <w:b/>
           <w:sz w:val="24"/>
           <w:szCs w:val="24"/>
           <w:u w:val="single"/>
           <w:lang w:val="ru-RU"/>
         </w:rPr>
         <w:t>Информатика</w:t>
+      </w:r>
+      <w:r>
+        <w:rPr>
+          <w:b/>
+          <w:bCs/>
+          <w:sz w:val="24"/>
+          <w:szCs w:val="24"/>
+          <w:u w:val="single"/>
+          <w:lang w:val="ru-RU"/>
+        </w:rPr>
+        <w:t>»</w:t>
       </w:r>
       <w:r>
         <w:rPr>
@@ -1168,7 +1278,16 @@
           <w:szCs w:val="24"/>
           <w:lang w:val="ru-RU"/>
         </w:rPr>
-        <w:t>_____________</w:t>
+        <w:t xml:space="preserve">   </w:t>
+      </w:r>
+      <w:r>
+        <w:rPr>
+          <w:sz w:val="24"/>
+          <w:szCs w:val="24"/>
+          <w:u w:val="single"/>
+          <w:lang w:val="ru-RU"/>
+        </w:rPr>
+        <w:t>Крылов С.С.</w:t>
       </w:r>
     </w:p>
     <w:p>
@@ -1295,49 +1414,95 @@
           <w:szCs w:val="24"/>
           <w:lang w:val="ru-RU"/>
         </w:rPr>
-        <w:t>____</w:t>
+        <w:t xml:space="preserve"> </w:t>
+      </w:r>
+      <w:r>
+        <w:rPr>
+          <w:sz w:val="24"/>
+          <w:szCs w:val="24"/>
+          <w:u w:val="single"/>
+          <w:shd w:val="clear" w:color="auto" w:fill="FFFFFF" w:themeFill="background1"/>
+          <w:lang w:val="ru-RU"/>
+        </w:rPr>
+        <w:t xml:space="preserve">  </w:t>
+      </w:r>
+      <w:r>
+        <w:rPr>
+          <w:sz w:val="24"/>
+          <w:szCs w:val="24"/>
+          <w:u w:val="single"/>
+          <w:shd w:val="clear" w:color="auto" w:fill="FFFFFF" w:themeFill="background1"/>
+          <w:lang w:val="ru-RU"/>
+        </w:rPr>
+        <w:t xml:space="preserve">10  </w:t>
+      </w:r>
+      <w:r>
+        <w:rPr>
+          <w:sz w:val="24"/>
+          <w:szCs w:val="24"/>
+          <w:shd w:val="clear" w:color="auto" w:fill="FFFFFF" w:themeFill="background1"/>
+          <w:lang w:val="ru-RU"/>
+        </w:rPr>
+        <w:t xml:space="preserve"> </w:t>
+      </w:r>
+      <w:r>
+        <w:rPr>
+          <w:sz w:val="24"/>
+          <w:szCs w:val="24"/>
+          <w:shd w:val="clear" w:color="auto" w:fill="FFFFFF" w:themeFill="background1"/>
+          <w:lang w:val="ru-RU"/>
+        </w:rPr>
+        <w:t xml:space="preserve">  </w:t>
+      </w:r>
+      <w:r>
+        <w:rPr>
+          <w:sz w:val="24"/>
+          <w:szCs w:val="24"/>
+          <w:u w:val="single"/>
+          <w:shd w:val="clear" w:color="auto" w:fill="FFFFFF" w:themeFill="background1"/>
+          <w:lang w:val="ru-RU"/>
+        </w:rPr>
+        <w:t xml:space="preserve">  </w:t>
       </w:r>
       <w:proofErr w:type="gramStart"/>
       <w:r>
         <w:rPr>
           <w:sz w:val="24"/>
           <w:szCs w:val="24"/>
-          <w:lang w:val="ru-RU"/>
-        </w:rPr>
-        <w:t>_</w:t>
-      </w:r>
-      <w:r>
-        <w:rPr>
-          <w:sz w:val="24"/>
-          <w:szCs w:val="24"/>
-          <w:lang w:val="ru-RU"/>
-        </w:rPr>
-        <w:t xml:space="preserve"> </w:t>
-      </w:r>
-      <w:r>
-        <w:rPr>
-          <w:sz w:val="24"/>
-          <w:szCs w:val="24"/>
-          <w:lang w:val="ru-RU"/>
-        </w:rPr>
-        <w:t xml:space="preserve"> </w:t>
-      </w:r>
-      <w:r>
-        <w:rPr>
-          <w:sz w:val="24"/>
-          <w:szCs w:val="24"/>
-          <w:lang w:val="ru-RU"/>
-        </w:rPr>
-        <w:t>_</w:t>
+          <w:u w:val="single"/>
+          <w:shd w:val="clear" w:color="auto" w:fill="FFFFFF" w:themeFill="background1"/>
+          <w:lang w:val="ru-RU"/>
+        </w:rPr>
+        <w:t>февраля</w:t>
+      </w:r>
+      <w:r>
+        <w:rPr>
+          <w:sz w:val="24"/>
+          <w:szCs w:val="24"/>
+          <w:u w:val="single"/>
+          <w:shd w:val="clear" w:color="auto" w:fill="FFFFFF" w:themeFill="background1"/>
+          <w:lang w:val="ru-RU"/>
+        </w:rPr>
+        <w:t xml:space="preserve">  </w:t>
+      </w:r>
+      <w:r>
+        <w:rPr>
+          <w:sz w:val="24"/>
+          <w:szCs w:val="24"/>
+          <w:shd w:val="clear" w:color="auto" w:fill="FFFFFF" w:themeFill="background1"/>
+          <w:lang w:val="ru-RU"/>
+        </w:rPr>
+        <w:t>2026</w:t>
       </w:r>
       <w:proofErr w:type="gramEnd"/>
       <w:r>
         <w:rPr>
           <w:sz w:val="24"/>
           <w:szCs w:val="24"/>
-          <w:lang w:val="ru-RU"/>
-        </w:rPr>
-        <w:t>__________ 20    г.</w:t>
+          <w:shd w:val="clear" w:color="auto" w:fill="FFFFFF" w:themeFill="background1"/>
+          <w:lang w:val="ru-RU"/>
+        </w:rPr>
+        <w:t xml:space="preserve"> г.</w:t>
       </w:r>
     </w:p>
     <w:p>
@@ -1426,7 +1591,52 @@
           <w:u w:val="single"/>
           <w:lang w:val="ru-RU"/>
         </w:rPr>
-        <w:t xml:space="preserve"> Кострюков Евгений </w:t>
+        <w:t xml:space="preserve"> </w:t>
+      </w:r>
+      <w:r>
+        <w:rPr>
+          <w:sz w:val="24"/>
+          <w:szCs w:val="24"/>
+          <w:u w:val="single"/>
+          <w:lang w:val="ru-RU"/>
+        </w:rPr>
+        <w:t xml:space="preserve">  </w:t>
+      </w:r>
+      <w:r>
+        <w:rPr>
+          <w:sz w:val="24"/>
+          <w:szCs w:val="24"/>
+          <w:u w:val="single"/>
+          <w:lang w:val="ru-RU"/>
+        </w:rPr>
+        <w:tab/>
+      </w:r>
+      <w:r>
+        <w:rPr>
+          <w:sz w:val="24"/>
+          <w:szCs w:val="24"/>
+          <w:u w:val="single"/>
+          <w:lang w:val="ru-RU"/>
+        </w:rPr>
+        <w:tab/>
+      </w:r>
+      <w:r>
+        <w:rPr>
+          <w:sz w:val="24"/>
+          <w:szCs w:val="24"/>
+          <w:u w:val="single"/>
+          <w:lang w:val="ru-RU"/>
+        </w:rPr>
+        <w:tab/>
+      </w:r>
+      <w:r>
+        <w:rPr>
+          <w:sz w:val="24"/>
+          <w:szCs w:val="24"/>
+          <w:u w:val="single"/>
+          <w:lang w:val="ru-RU"/>
+        </w:rPr>
+        <w:t xml:space="preserve">Кострюков Евгений </w:t>
       </w:r>
       <w:r>
         <w:rPr>
@@ -1436,33 +1646,6 @@
           <w:lang w:val="ru-RU"/>
         </w:rPr>
         <w:t>Сергеевич</w:t>
-      </w:r>
-      <w:r>
-        <w:rPr>
-          <w:sz w:val="24"/>
-          <w:szCs w:val="24"/>
-          <w:u w:val="single"/>
-          <w:lang w:val="ru-RU"/>
-        </w:rPr>
-        <w:tab/>
-      </w:r>
-      <w:r>
-        <w:rPr>
-          <w:sz w:val="24"/>
-          <w:szCs w:val="24"/>
-          <w:u w:val="single"/>
-          <w:lang w:val="ru-RU"/>
-        </w:rPr>
-        <w:tab/>
-      </w:r>
-      <w:r>
-        <w:rPr>
-          <w:sz w:val="24"/>
-          <w:szCs w:val="24"/>
-          <w:u w:val="single"/>
-          <w:lang w:val="ru-RU"/>
-        </w:rPr>
-        <w:tab/>
       </w:r>
       <w:r>
         <w:rPr>
@@ -1569,34 +1752,16 @@
           <w:u w:val="single"/>
           <w:lang w:val="ru-RU"/>
         </w:rPr>
+        <w:t xml:space="preserve">                                 </w:t>
+      </w:r>
+      <w:r>
+        <w:rPr>
+          <w:sz w:val="24"/>
+          <w:szCs w:val="24"/>
+          <w:u w:val="single"/>
+          <w:lang w:val="ru-RU"/>
+        </w:rPr>
         <w:t>Кузнецова Светлана Валентиновна</w:t>
-      </w:r>
-      <w:r>
-        <w:rPr>
-          <w:sz w:val="24"/>
-          <w:szCs w:val="16"/>
-          <w:u w:val="single"/>
-          <w:lang w:val="ru-RU"/>
-        </w:rPr>
-        <w:tab/>
-      </w:r>
-      <w:r>
-        <w:rPr>
-          <w:sz w:val="24"/>
-          <w:szCs w:val="16"/>
-          <w:u w:val="single"/>
-          <w:lang w:val="ru-RU"/>
-        </w:rPr>
-        <w:tab/>
-      </w:r>
-      <w:r>
-        <w:rPr>
-          <w:sz w:val="24"/>
-          <w:szCs w:val="16"/>
-          <w:u w:val="single"/>
-          <w:lang w:val="ru-RU"/>
-        </w:rPr>
-        <w:tab/>
       </w:r>
       <w:r>
         <w:rPr>
@@ -1658,15 +1823,23 @@
     <w:p>
       <w:pPr>
         <w:pStyle w:val="af5"/>
-        <w:spacing w:line="276" w:lineRule="auto"/>
         <w:ind w:right="-143"/>
         <w:rPr>
           <w:sz w:val="24"/>
+          <w:szCs w:val="24"/>
+          <w:u w:val="single"/>
+          <w:lang w:val="ru-RU"/>
+        </w:rPr>
+      </w:pPr>
+      <w:r>
+        <w:rPr>
+          <w:sz w:val="24"/>
           <w:szCs w:val="16"/>
           <w:u w:val="single"/>
           <w:lang w:val="ru-RU"/>
         </w:rPr>
-      </w:pPr>
+        <w:tab/>
+      </w:r>
       <w:r>
         <w:rPr>
           <w:sz w:val="24"/>
@@ -1679,11 +1852,101 @@
       <w:r>
         <w:rPr>
           <w:sz w:val="24"/>
-          <w:szCs w:val="24"/>
-          <w:u w:val="single"/>
-          <w:lang w:val="ru-RU"/>
-        </w:rPr>
-        <w:t>кандидат физико-математических наук, доцент, доцент 806 кафедры МАИ</w:t>
+          <w:szCs w:val="16"/>
+          <w:u w:val="single"/>
+          <w:lang w:val="ru-RU"/>
+        </w:rPr>
+        <w:tab/>
+      </w:r>
+      <w:r>
+        <w:rPr>
+          <w:sz w:val="24"/>
+          <w:szCs w:val="16"/>
+          <w:u w:val="single"/>
+          <w:lang w:val="ru-RU"/>
+        </w:rPr>
+        <w:tab/>
+      </w:r>
+      <w:r>
+        <w:rPr>
+          <w:sz w:val="24"/>
+          <w:szCs w:val="16"/>
+          <w:u w:val="single"/>
+          <w:lang w:val="ru-RU"/>
+        </w:rPr>
+        <w:tab/>
+      </w:r>
+      <w:r>
+        <w:rPr>
+          <w:sz w:val="24"/>
+          <w:szCs w:val="24"/>
+          <w:u w:val="single"/>
+          <w:lang w:val="ru-RU"/>
+        </w:rPr>
+        <w:t>к.</w:t>
+      </w:r>
+      <w:r>
+        <w:rPr>
+          <w:sz w:val="24"/>
+          <w:szCs w:val="24"/>
+          <w:u w:val="single"/>
+          <w:lang w:val="ru-RU"/>
+        </w:rPr>
+        <w:t xml:space="preserve"> </w:t>
+      </w:r>
+      <w:r>
+        <w:rPr>
+          <w:sz w:val="24"/>
+          <w:szCs w:val="24"/>
+          <w:u w:val="single"/>
+          <w:lang w:val="ru-RU"/>
+        </w:rPr>
+        <w:t>ф.</w:t>
+      </w:r>
+      <w:r>
+        <w:rPr>
+          <w:sz w:val="24"/>
+          <w:szCs w:val="24"/>
+          <w:u w:val="single"/>
+          <w:lang w:val="ru-RU"/>
+        </w:rPr>
+        <w:t>-</w:t>
+      </w:r>
+      <w:r>
+        <w:rPr>
+          <w:sz w:val="24"/>
+          <w:szCs w:val="24"/>
+          <w:u w:val="single"/>
+          <w:lang w:val="ru-RU"/>
+        </w:rPr>
+        <w:t>м.</w:t>
+      </w:r>
+      <w:r>
+        <w:rPr>
+          <w:sz w:val="24"/>
+          <w:szCs w:val="24"/>
+          <w:u w:val="single"/>
+          <w:lang w:val="ru-RU"/>
+        </w:rPr>
+        <w:t xml:space="preserve"> </w:t>
+      </w:r>
+      <w:r>
+        <w:rPr>
+          <w:sz w:val="24"/>
+          <w:szCs w:val="24"/>
+          <w:u w:val="single"/>
+          <w:lang w:val="ru-RU"/>
+        </w:rPr>
+        <w:t>н., доцент, доцент ОЦ 8 МАИ</w:t>
+      </w:r>
+      <w:r>
+        <w:rPr>
+          <w:sz w:val="24"/>
+          <w:szCs w:val="16"/>
+          <w:u w:val="single"/>
+          <w:lang w:val="ru-RU"/>
+        </w:rPr>
+        <w:tab/>
       </w:r>
       <w:r>
         <w:rPr>
@@ -2023,39 +2286,39 @@
           <w:sz w:val="24"/>
           <w:u w:val="single"/>
         </w:rPr>
-        <w:t>28</w:t>
-      </w:r>
-      <w:r>
-        <w:rPr>
-          <w:rFonts w:ascii="Times New Roman" w:hAnsi="Times New Roman"/>
-          <w:sz w:val="24"/>
-          <w:u w:val="single"/>
-        </w:rPr>
-        <w:t>.0</w:t>
-      </w:r>
-      <w:r>
-        <w:rPr>
-          <w:rFonts w:ascii="Times New Roman" w:hAnsi="Times New Roman"/>
-          <w:sz w:val="24"/>
-          <w:u w:val="single"/>
-        </w:rPr>
-        <w:t>5</w:t>
-      </w:r>
-      <w:r>
-        <w:rPr>
-          <w:rFonts w:ascii="Times New Roman" w:hAnsi="Times New Roman"/>
-          <w:sz w:val="24"/>
-          <w:u w:val="single"/>
-        </w:rPr>
-        <w:t>.2026</w:t>
-      </w:r>
-      <w:r>
-        <w:rPr>
-          <w:rFonts w:ascii="Times New Roman" w:hAnsi="Times New Roman"/>
-          <w:sz w:val="24"/>
-          <w:u w:val="single"/>
-        </w:rPr>
-        <w:tab/>
+        <w:t>11</w:t>
+      </w:r>
+      <w:r>
+        <w:rPr>
+          <w:rFonts w:ascii="Times New Roman" w:hAnsi="Times New Roman"/>
+          <w:sz w:val="24"/>
+          <w:u w:val="single"/>
+        </w:rPr>
+        <w:t xml:space="preserve"> </w:t>
+      </w:r>
+      <w:r>
+        <w:rPr>
+          <w:rFonts w:ascii="Times New Roman" w:hAnsi="Times New Roman"/>
+          <w:sz w:val="24"/>
+          <w:u w:val="single"/>
+        </w:rPr>
+        <w:t xml:space="preserve">мая </w:t>
+      </w:r>
+      <w:r>
+        <w:rPr>
+          <w:rFonts w:ascii="Times New Roman" w:hAnsi="Times New Roman"/>
+          <w:sz w:val="24"/>
+          <w:u w:val="single"/>
+        </w:rPr>
+        <w:t>2026</w:t>
+      </w:r>
+      <w:r>
+        <w:rPr>
+          <w:rFonts w:ascii="Times New Roman" w:hAnsi="Times New Roman"/>
+          <w:sz w:val="24"/>
+          <w:u w:val="single"/>
+        </w:rPr>
+        <w:t xml:space="preserve"> г.</w:t>
       </w:r>
       <w:r>
         <w:rPr>
@@ -2371,6 +2634,16 @@
                 <w:lang w:val="ru-RU"/>
               </w:rPr>
             </w:pPr>
+            <w:r>
+              <w:rPr>
+                <w:b/>
+                <w:bCs/>
+                <w:sz w:val="24"/>
+                <w:szCs w:val="24"/>
+                <w:lang w:val="ru-RU"/>
+              </w:rPr>
+              <w:t>1.</w:t>
+            </w:r>
           </w:p>
         </w:tc>
         <w:tc>
@@ -2390,6 +2663,16 @@
                 <w:lang w:val="ru-RU"/>
               </w:rPr>
             </w:pPr>
+            <w:r>
+              <w:rPr>
+                <w:b/>
+                <w:bCs/>
+                <w:sz w:val="24"/>
+                <w:szCs w:val="24"/>
+                <w:lang w:val="ru-RU"/>
+              </w:rPr>
+              <w:t>Раздаточный материал</w:t>
+            </w:r>
           </w:p>
         </w:tc>
         <w:tc>
@@ -2409,6 +2692,16 @@
                 <w:lang w:val="ru-RU"/>
               </w:rPr>
             </w:pPr>
+            <w:r>
+              <w:rPr>
+                <w:b/>
+                <w:bCs/>
+                <w:sz w:val="24"/>
+                <w:szCs w:val="24"/>
+                <w:lang w:val="ru-RU"/>
+              </w:rPr>
+              <w:t>22</w:t>
+            </w:r>
           </w:p>
         </w:tc>
       </w:tr>
@@ -2926,6 +3219,7 @@
                 <w:tab w:val="right" w:pos="10348"/>
               </w:tabs>
               <w:ind w:right="-143"/>
+              <w:jc w:val="center"/>
               <w:rPr>
                 <w:rFonts w:ascii="Times New Roman" w:hAnsi="Times New Roman"/>
               </w:rPr>
@@ -2935,6 +3229,12 @@
                 <w:rFonts w:ascii="Times New Roman" w:hAnsi="Times New Roman"/>
               </w:rPr>
               <w:t>5</w:t>
+            </w:r>
+            <w:r>
+              <w:rPr>
+                <w:rFonts w:ascii="Times New Roman" w:hAnsi="Times New Roman"/>
+              </w:rPr>
+              <w:t>%</w:t>
             </w:r>
           </w:p>
         </w:tc>
@@ -2957,7 +3257,7 @@
               <w:rPr>
                 <w:rFonts w:ascii="Times New Roman" w:hAnsi="Times New Roman"/>
               </w:rPr>
-              <w:t>01.10.2025 — 20.10.2025</w:t>
+              <w:t>17.02.2026</w:t>
             </w:r>
           </w:p>
         </w:tc>
@@ -2976,12 +3276,6 @@
                 <w:rFonts w:ascii="Times New Roman" w:hAnsi="Times New Roman"/>
               </w:rPr>
             </w:pPr>
-            <w:r>
-              <w:rPr>
-                <w:rFonts w:ascii="Times New Roman" w:hAnsi="Times New Roman"/>
-              </w:rPr>
-              <w:t>Утверждение темы</w:t>
-            </w:r>
           </w:p>
         </w:tc>
       </w:tr>
@@ -3046,6 +3340,7 @@
                 <w:tab w:val="right" w:pos="10348"/>
               </w:tabs>
               <w:ind w:right="-143"/>
+              <w:jc w:val="center"/>
               <w:rPr>
                 <w:rFonts w:ascii="Times New Roman" w:hAnsi="Times New Roman"/>
               </w:rPr>
@@ -3055,6 +3350,12 @@
                 <w:rFonts w:ascii="Times New Roman" w:hAnsi="Times New Roman"/>
               </w:rPr>
               <w:t>7</w:t>
+            </w:r>
+            <w:r>
+              <w:rPr>
+                <w:rFonts w:ascii="Times New Roman" w:hAnsi="Times New Roman"/>
+              </w:rPr>
+              <w:t>%</w:t>
             </w:r>
           </w:p>
         </w:tc>
@@ -3077,7 +3378,7 @@
               <w:rPr>
                 <w:rFonts w:ascii="Times New Roman" w:hAnsi="Times New Roman"/>
               </w:rPr>
-              <w:t>21.10.2025 — 10.11.2025</w:t>
+              <w:t>24.02.2026</w:t>
             </w:r>
           </w:p>
         </w:tc>
@@ -3160,6 +3461,7 @@
                 <w:tab w:val="right" w:pos="10348"/>
               </w:tabs>
               <w:ind w:right="-143"/>
+              <w:jc w:val="center"/>
               <w:rPr>
                 <w:rFonts w:ascii="Times New Roman" w:hAnsi="Times New Roman"/>
               </w:rPr>
@@ -3169,6 +3471,12 @@
                 <w:rFonts w:ascii="Times New Roman" w:hAnsi="Times New Roman"/>
               </w:rPr>
               <w:t>10</w:t>
+            </w:r>
+            <w:r>
+              <w:rPr>
+                <w:rFonts w:ascii="Times New Roman" w:hAnsi="Times New Roman"/>
+              </w:rPr>
+              <w:t>%</w:t>
             </w:r>
           </w:p>
         </w:tc>
@@ -3191,7 +3499,7 @@
               <w:rPr>
                 <w:rFonts w:ascii="Times New Roman" w:hAnsi="Times New Roman"/>
               </w:rPr>
-              <w:t>11.11.2025 — 05.12.2025</w:t>
+              <w:t>05.03.2026</w:t>
             </w:r>
           </w:p>
         </w:tc>
@@ -3280,6 +3588,7 @@
                 <w:tab w:val="right" w:pos="10348"/>
               </w:tabs>
               <w:ind w:right="-143"/>
+              <w:jc w:val="center"/>
               <w:rPr>
                 <w:rFonts w:ascii="Times New Roman" w:hAnsi="Times New Roman"/>
               </w:rPr>
@@ -3289,6 +3598,12 @@
                 <w:rFonts w:ascii="Times New Roman" w:hAnsi="Times New Roman"/>
               </w:rPr>
               <w:t>30</w:t>
+            </w:r>
+            <w:r>
+              <w:rPr>
+                <w:rFonts w:ascii="Times New Roman" w:hAnsi="Times New Roman"/>
+              </w:rPr>
+              <w:t>%</w:t>
             </w:r>
           </w:p>
         </w:tc>
@@ -3311,7 +3626,7 @@
               <w:rPr>
                 <w:rFonts w:ascii="Times New Roman" w:hAnsi="Times New Roman"/>
               </w:rPr>
-              <w:t>06.12.2025 — 10.03.2026</w:t>
+              <w:t>25.03.2026</w:t>
             </w:r>
           </w:p>
         </w:tc>
@@ -3394,6 +3709,7 @@
                 <w:tab w:val="right" w:pos="10348"/>
               </w:tabs>
               <w:ind w:right="-143"/>
+              <w:jc w:val="center"/>
               <w:rPr>
                 <w:rFonts w:ascii="Times New Roman" w:hAnsi="Times New Roman"/>
               </w:rPr>
@@ -3403,6 +3719,12 @@
                 <w:rFonts w:ascii="Times New Roman" w:hAnsi="Times New Roman"/>
               </w:rPr>
               <w:t>20</w:t>
+            </w:r>
+            <w:r>
+              <w:rPr>
+                <w:rFonts w:ascii="Times New Roman" w:hAnsi="Times New Roman"/>
+              </w:rPr>
+              <w:t>%</w:t>
             </w:r>
           </w:p>
         </w:tc>
@@ -3425,7 +3747,7 @@
               <w:rPr>
                 <w:rFonts w:ascii="Times New Roman" w:hAnsi="Times New Roman"/>
               </w:rPr>
-              <w:t>15.12.2025 — 20.03.2026</w:t>
+              <w:t>02.04.2026</w:t>
             </w:r>
           </w:p>
         </w:tc>
@@ -3514,6 +3836,7 @@
                 <w:tab w:val="right" w:pos="10348"/>
               </w:tabs>
               <w:ind w:right="-143"/>
+              <w:jc w:val="center"/>
               <w:rPr>
                 <w:rFonts w:ascii="Times New Roman" w:hAnsi="Times New Roman"/>
               </w:rPr>
@@ -3523,6 +3846,12 @@
                 <w:rFonts w:ascii="Times New Roman" w:hAnsi="Times New Roman"/>
               </w:rPr>
               <w:t>13</w:t>
+            </w:r>
+            <w:r>
+              <w:rPr>
+                <w:rFonts w:ascii="Times New Roman" w:hAnsi="Times New Roman"/>
+              </w:rPr>
+              <w:t>%</w:t>
             </w:r>
           </w:p>
         </w:tc>
@@ -3545,7 +3874,7 @@
               <w:rPr>
                 <w:rFonts w:ascii="Times New Roman" w:hAnsi="Times New Roman"/>
               </w:rPr>
-              <w:t>21.03.2026 — 03.04.2026</w:t>
+              <w:t>03.04.2026</w:t>
             </w:r>
           </w:p>
         </w:tc>
@@ -3619,7 +3948,7 @@
               <w:rPr>
                 <w:rFonts w:ascii="Times New Roman" w:hAnsi="Times New Roman"/>
               </w:rPr>
-              <w:t>Оформление пояснительной записки</w:t>
+              <w:t>Оформление ВКР и итогового отчета</w:t>
             </w:r>
           </w:p>
         </w:tc>
@@ -3634,6 +3963,7 @@
                 <w:tab w:val="right" w:pos="10348"/>
               </w:tabs>
               <w:ind w:right="-143"/>
+              <w:jc w:val="center"/>
               <w:rPr>
                 <w:rFonts w:ascii="Times New Roman" w:hAnsi="Times New Roman"/>
               </w:rPr>
@@ -3642,7 +3972,19 @@
               <w:rPr>
                 <w:rFonts w:ascii="Times New Roman" w:hAnsi="Times New Roman"/>
               </w:rPr>
-              <w:t>10</w:t>
+              <w:t>1</w:t>
+            </w:r>
+            <w:r>
+              <w:rPr>
+                <w:rFonts w:ascii="Times New Roman" w:hAnsi="Times New Roman"/>
+              </w:rPr>
+              <w:t>5</w:t>
+            </w:r>
+            <w:r>
+              <w:rPr>
+                <w:rFonts w:ascii="Times New Roman" w:hAnsi="Times New Roman"/>
+              </w:rPr>
+              <w:t>%</w:t>
             </w:r>
           </w:p>
         </w:tc>
@@ -3665,7 +4007,7 @@
               <w:rPr>
                 <w:rFonts w:ascii="Times New Roman" w:hAnsi="Times New Roman"/>
               </w:rPr>
-              <w:t>04.04.2026 — 23.04.202</w:t>
+              <w:t>10.05.2026</w:t>
             </w:r>
           </w:p>
         </w:tc>
@@ -3687,120 +4029,6 @@
           </w:p>
         </w:tc>
       </w:tr>
-      <w:tr>
-        <w:trPr>
-          <w:trHeight w:hRule="exact" w:val="572"/>
-        </w:trPr>
-        <w:tc>
-          <w:tcPr>
-            <w:tcW w:w="709" w:type="dxa"/>
-            <w:vAlign w:val="center"/>
-          </w:tcPr>
-          <w:p>
-            <w:pPr>
-              <w:tabs>
-                <w:tab w:val="right" w:pos="10348"/>
-              </w:tabs>
-              <w:ind w:right="-143"/>
-              <w:rPr>
-                <w:rFonts w:ascii="Times New Roman" w:hAnsi="Times New Roman"/>
-              </w:rPr>
-            </w:pPr>
-            <w:r>
-              <w:rPr>
-                <w:rFonts w:ascii="Times New Roman" w:hAnsi="Times New Roman"/>
-              </w:rPr>
-              <w:t>8</w:t>
-            </w:r>
-          </w:p>
-        </w:tc>
-        <w:tc>
-          <w:tcPr>
-            <w:tcW w:w="3686" w:type="dxa"/>
-            <w:vAlign w:val="center"/>
-          </w:tcPr>
-          <w:p>
-            <w:pPr>
-              <w:tabs>
-                <w:tab w:val="right" w:pos="10348"/>
-              </w:tabs>
-              <w:ind w:right="-143"/>
-              <w:rPr>
-                <w:rFonts w:ascii="Times New Roman" w:hAnsi="Times New Roman"/>
-              </w:rPr>
-            </w:pPr>
-            <w:r>
-              <w:rPr>
-                <w:rFonts w:ascii="Times New Roman" w:hAnsi="Times New Roman"/>
-              </w:rPr>
-              <w:t>Подготовка к защите</w:t>
-            </w:r>
-          </w:p>
-        </w:tc>
-        <w:tc>
-          <w:tcPr>
-            <w:tcW w:w="2410" w:type="dxa"/>
-            <w:vAlign w:val="center"/>
-          </w:tcPr>
-          <w:p>
-            <w:pPr>
-              <w:tabs>
-                <w:tab w:val="right" w:pos="10348"/>
-              </w:tabs>
-              <w:ind w:right="-143"/>
-              <w:rPr>
-                <w:rFonts w:ascii="Times New Roman" w:hAnsi="Times New Roman"/>
-              </w:rPr>
-            </w:pPr>
-            <w:r>
-              <w:rPr>
-                <w:rFonts w:ascii="Times New Roman" w:hAnsi="Times New Roman"/>
-              </w:rPr>
-              <w:t>5</w:t>
-            </w:r>
-          </w:p>
-        </w:tc>
-        <w:tc>
-          <w:tcPr>
-            <w:tcW w:w="1559" w:type="dxa"/>
-            <w:vAlign w:val="center"/>
-          </w:tcPr>
-          <w:p>
-            <w:pPr>
-              <w:tabs>
-                <w:tab w:val="right" w:pos="10348"/>
-              </w:tabs>
-              <w:ind w:right="-143"/>
-              <w:rPr>
-                <w:rFonts w:ascii="Times New Roman" w:hAnsi="Times New Roman"/>
-              </w:rPr>
-            </w:pPr>
-            <w:r>
-              <w:rPr>
-                <w:rFonts w:ascii="Times New Roman" w:hAnsi="Times New Roman"/>
-              </w:rPr>
-              <w:t>24.04.2026 — 09.06.2026</w:t>
-            </w:r>
-          </w:p>
-        </w:tc>
-        <w:tc>
-          <w:tcPr>
-            <w:tcW w:w="1701" w:type="dxa"/>
-            <w:vAlign w:val="center"/>
-          </w:tcPr>
-          <w:p>
-            <w:pPr>
-              <w:tabs>
-                <w:tab w:val="right" w:pos="10348"/>
-              </w:tabs>
-              <w:ind w:right="-143"/>
-              <w:rPr>
-                <w:rFonts w:ascii="Times New Roman" w:hAnsi="Times New Roman"/>
-              </w:rPr>
-            </w:pPr>
-          </w:p>
-        </w:tc>
-      </w:tr>
     </w:tbl>
     <w:p>
       <w:pPr>
@@ -4393,23 +4621,15 @@
           <w:sz w:val="24"/>
           <w:u w:val="single"/>
         </w:rPr>
-        <w:tab/>
-      </w:r>
-      <w:r>
-        <w:rPr>
-          <w:rFonts w:ascii="Times New Roman" w:hAnsi="Times New Roman"/>
-          <w:sz w:val="24"/>
-          <w:u w:val="single"/>
-        </w:rPr>
-        <w:tab/>
-      </w:r>
-      <w:r>
-        <w:rPr>
-          <w:rFonts w:ascii="Times New Roman" w:hAnsi="Times New Roman"/>
-          <w:sz w:val="24"/>
-          <w:u w:val="single"/>
-        </w:rPr>
-        <w:tab/>
+        <w:t>10 февраля 2026</w:t>
+      </w:r>
+      <w:r>
+        <w:rPr>
+          <w:rFonts w:ascii="Times New Roman" w:hAnsi="Times New Roman"/>
+          <w:sz w:val="24"/>
+          <w:u w:val="single"/>
+        </w:rPr>
+        <w:t xml:space="preserve">        </w:t>
       </w:r>
       <w:r>
         <w:rPr>
@@ -4655,8 +4875,7 @@
       </w:r>
     </w:p>
     <w:sectPr>
-      <w:headerReference w:type="default" r:id="rId9"/>
-      <w:footerReference w:type="default" r:id="rId10"/>
+      <w:footerReference w:type="default" r:id="rId9"/>
       <w:pgSz w:w="11920" w:h="16840"/>
       <w:pgMar w:top="426" w:right="863" w:bottom="426" w:left="1134" w:header="426" w:footer="105" w:gutter="0"/>
       <w:cols w:space="720"/>
@@ -4726,16 +4945,6 @@
     </w:p>
   </w:footnote>
 </w:footnotes>
-</file>
-
-<file path=word/header1.xml><?xml version="1.0" encoding="utf-8"?>
-<w:hdr xmlns:wpc="http://schemas.microsoft.com/office/word/2010/wordprocessingCanvas" xmlns:cx="http://schemas.microsoft.com/office/drawing/2014/chartex" xmlns:cx1="http://schemas.microsoft.com/office/drawing/2015/9/8/chartex" xmlns:cx2="http://schemas.microsoft.com/office/drawing/2015/10/21/chartex" xmlns:cx3="http://schemas.microsoft.com/office/drawing/2016/5/9/chartex" xmlns:cx4="http://schemas.microsoft.com/office/drawing/2016/5/10/chartex" xmlns:cx5="http://schemas.microsoft.com/office/drawing/2016/5/11/chartex" xmlns:cx6="http://schemas.microsoft.com/office/drawing/2016/5/12/chartex" xmlns:cx7="http://schemas.microsoft.com/office/drawing/2016/5/13/chartex" xmlns:cx8="http://schemas.microsoft.com/office/drawing/2016/5/14/chartex" xmlns:mc="http://schemas.openxmlformats.org/markup-compatibility/2006" xmlns:aink="http://schemas.microsoft.com/office/drawing/2016/ink" xmlns:am3d="http://schemas.microsoft.com/office/drawing/2017/model3d" xmlns:o="urn:schemas-microsoft-com:office:office" xmlns:oel="http://schemas.microsoft.com/office/2019/extlst" xmlns:r="http://schemas.openxmlformats.org/officeDocument/2006/relationships" xmlns:m="http://schemas.openxmlformats.org/officeDocument/2006/math" xmlns:v="urn:schemas-microsoft-com:vml" xmlns:wp14="http://schemas.microsoft.com/office/word/2010/wordprocessingDrawing" xmlns:wp="http://schemas.openxmlformats.org/drawingml/2006/wordprocessingDrawing" xmlns:w10="urn:schemas-microsoft-com:office:word" xmlns:w="http://schemas.openxmlformats.org/wordprocessingml/2006/main" xmlns:w14="http://schemas.microsoft.com/office/word/2010/wordml" xmlns:w15="http://schemas.microsoft.com/office/word/2012/wordml" xmlns:w16cex="http://schemas.microsoft.com/office/word/2018/wordml/cex" xmlns:w16cid="http://schemas.microsoft.com/office/word/2016/wordml/cid" xmlns:w16="http://schemas.microsoft.com/office/word/2018/wordml" xmlns:w16du="http://schemas.microsoft.com/office/word/2023/wordml/word16du" xmlns:w16sdtdh="http://schemas.microsoft.com/office/word/2020/wordml/sdtdatahash" xmlns:w16sdtfl="http://schemas.microsoft.com/office/word/2024/wordml/sdtformatlock" xmlns:w16se="http://schemas.microsoft.com/office/word/2015/wordml/symex" xmlns:wpg="http://schemas.microsoft.com/office/word/2010/wordprocessingGroup" xmlns:wpi="http://schemas.microsoft.com/office/word/2010/wordprocessingInk" xmlns:wne="http://schemas.microsoft.com/office/word/2006/wordml" xmlns:wps="http://schemas.microsoft.com/office/word/2010/wordprocessingShape" mc:Ignorable="w14 w15 w16se w16cid w16 w16cex w16sdtdh w16sdtfl w16du wp14">
-  <w:p>
-    <w:pPr>
-      <w:pStyle w:val="a9"/>
-    </w:pPr>
-  </w:p>
-</w:hdr>
 </file>
 
 <file path=word/numbering.xml><?xml version="1.0" encoding="utf-8"?>
@@ -9761,6 +9970,7 @@
   <w:style w:type="character" w:default="1" w:styleId="a0">
     <w:name w:val="Default Paragraph Font"/>
     <w:uiPriority w:val="1"/>
+    <w:semiHidden/>
     <w:unhideWhenUsed/>
   </w:style>
   <w:style w:type="table" w:default="1" w:styleId="a1">
